--- a/platform/procedures/out/4_SR作業手順書.docx
+++ b/platform/procedures/out/4_SR作業手順書.docx
@@ -2012,7 +2012,7 @@
                 <w:sz w:val="16"/>
                 <w:szCs w:val="16"/>
               </w:rPr>
-              <w:t xml:space="preserve">全文を読んで、次の4条件をすべて満たすものを採用: (1)化学療法を受けた(受ける)成人のがん患者、(2)比較対照がある、(3)結果が報告されている(計画書でない)、(4)CIPNの発生または症状が主要評価項目、またはCIPNの評価が結果の中心。除外理由を必ず記録する。</w:t>
+              <w:t xml:space="preserve">全文を読んで、Scope 7.2の選択基準(18歳以上、がん患者、英語、国内で施行可能、研究デザイン)を満たすものを採用する。除外理由を必ず記録する。CIPNの予防か治療かは、Methodに書かれた介入開始の時期と対象で判定して記録する。</w:t>
             </w:r>
           </w:p>
         </w:tc>

--- a/platform/procedures/out/4_SR作業手順書.docx
+++ b/platform/procedures/out/4_SR作業手順書.docx
@@ -9,7 +9,7 @@
           <w:sz w:val="18"/>
           <w:szCs w:val="18"/>
         </w:rPr>
-        <w:t xml:space="preserve">がん薬物療法に伴う末梢神経障害診療ガイドライン 改訂版</w:t>
+        <w:t xml:space="preserve">がん薬物療法に伴う末梢神経障害診療ガイドライン2028年版</w:t>
       </w:r>
     </w:p>
     <w:p>
@@ -1669,7 +1669,7 @@
           <w:sz w:val="20"/>
           <w:szCs w:val="20"/>
         </w:rPr>
-        <w:t xml:space="preserve">評価指標シートに、そのCQで使うアウトカムごとの測定尺度(例: CTCAE Grade、FACT/GOG-Ntx、NRS、EORTC QLQ-CIPN20)を書く。重要度(1〜9点)は、患者代表と委員の投票で決まる。決まるまでは空欄でよい。</w:t>
+        <w:t xml:space="preserve">評価指標シートに、そのCQで使うアウトカムごとの測定尺度(例: CTCAE Grade、FACT/GOG-Ntx、NRS、EORTC QLQ-CIPN20)を書く。重要度(1〜9点)は、委員が決める。決まるまでは空欄でよい。</w:t>
       </w:r>
     </w:p>
     <w:p>
@@ -3957,7 +3957,7 @@
                 <w:sz w:val="16"/>
                 <w:szCs w:val="16"/>
               </w:rPr>
-              <w:t xml:space="preserve">1〜9点。患者代表と委員の投票で決まった値を入れる</w:t>
+              <w:t xml:space="preserve">1〜9点。委員が決めた値を入れる</w:t>
             </w:r>
           </w:p>
         </w:tc>
